--- a/downloads/handouts/Unit 04/Handout 04.04 - Home Energy Audit Checklist and Sample Bill.docx
+++ b/downloads/handouts/Unit 04/Handout 04.04 - Home Energy Audit Checklist and Sample Bill.docx
@@ -41,9 +41,9 @@
       <w:pPr>
         <w:pStyle w:val="Heading2"/>
       </w:pPr>
-      <w:bookmarkStart w:id="21" w:name="word-bank-in-other-languages"/>
-      <w:r>
-        <w:t xml:space="preserve">Word bank in other languages</w:t>
+      <w:bookmarkStart w:id="21" w:name="word-bank-in-spanish"/>
+      <w:r>
+        <w:t xml:space="preserve">Word bank in Spanish</w:t>
       </w:r>
       <w:bookmarkEnd w:id="21"/>
     </w:p>
@@ -54,10 +54,8 @@
         <w:tblLook w:firstRow="1"/>
       </w:tblPr>
       <w:tblGrid>
-        <w:gridCol w:w="2340"/>
-        <w:gridCol w:w="2340"/>
-        <w:gridCol w:w="2340"/>
-        <w:gridCol w:w="2340"/>
+        <w:gridCol w:w="4680"/>
+        <w:gridCol w:w="4680"/>
       </w:tblGrid>
       <w:tr>
         <w:trPr>
@@ -65,7 +63,7 @@
         </w:trPr>
         <w:tc>
           <w:tcPr>
-            <w:tcW w:type="dxa" w:w="2340"/>
+            <w:tcW w:type="dxa" w:w="4680"/>
             <w:tcBorders>
               <w:bottom w:val="single"/>
             </w:tcBorders>
@@ -83,7 +81,7 @@
         </w:tc>
         <w:tc>
           <w:tcPr>
-            <w:tcW w:type="dxa" w:w="2340"/>
+            <w:tcW w:type="dxa" w:w="4680"/>
             <w:tcBorders>
               <w:bottom w:val="single"/>
             </w:tcBorders>
@@ -95,42 +93,6 @@
               <w:jc w:val="left"/>
             </w:pPr>
             <w:r>
-              <w:t xml:space="preserve">Turkish</w:t>
-            </w:r>
-          </w:p>
-        </w:tc>
-        <w:tc>
-          <w:tcPr>
-            <w:tcW w:type="dxa" w:w="2340"/>
-            <w:tcBorders>
-              <w:bottom w:val="single"/>
-            </w:tcBorders>
-            <w:vAlign w:val="bottom"/>
-          </w:tcPr>
-          <w:p>
-            <w:pPr>
-              <w:pStyle w:val="Compact"/>
-              <w:jc w:val="left"/>
-            </w:pPr>
-            <w:r>
-              <w:t xml:space="preserve">Portuguese</w:t>
-            </w:r>
-          </w:p>
-        </w:tc>
-        <w:tc>
-          <w:tcPr>
-            <w:tcW w:type="dxa" w:w="2340"/>
-            <w:tcBorders>
-              <w:bottom w:val="single"/>
-            </w:tcBorders>
-            <w:vAlign w:val="bottom"/>
-          </w:tcPr>
-          <w:p>
-            <w:pPr>
-              <w:pStyle w:val="Compact"/>
-              <w:jc w:val="left"/>
-            </w:pPr>
-            <w:r>
               <w:t xml:space="preserve">Spanish</w:t>
             </w:r>
           </w:p>
@@ -139,7 +101,7 @@
       <w:tr>
         <w:tc>
           <w:tcPr>
-            <w:tcW w:type="dxa" w:w="2340"/>
+            <w:tcW w:type="dxa" w:w="4680"/>
           </w:tcPr>
           <w:p>
             <w:pPr>
@@ -153,35 +115,7 @@
         </w:tc>
         <w:tc>
           <w:tcPr>
-            <w:tcW w:type="dxa" w:w="2340"/>
-          </w:tcPr>
-          <w:p>
-            <w:pPr>
-              <w:pStyle w:val="Compact"/>
-              <w:jc w:val="left"/>
-            </w:pPr>
-            <w:r>
-              <w:t xml:space="preserve">enerji</w:t>
-            </w:r>
-          </w:p>
-        </w:tc>
-        <w:tc>
-          <w:tcPr>
-            <w:tcW w:type="dxa" w:w="2340"/>
-          </w:tcPr>
-          <w:p>
-            <w:pPr>
-              <w:pStyle w:val="Compact"/>
-              <w:jc w:val="left"/>
-            </w:pPr>
-            <w:r>
-              <w:t xml:space="preserve">energia</w:t>
-            </w:r>
-          </w:p>
-        </w:tc>
-        <w:tc>
-          <w:tcPr>
-            <w:tcW w:type="dxa" w:w="2340"/>
+            <w:tcW w:type="dxa" w:w="4680"/>
           </w:tcPr>
           <w:p>
             <w:pPr>
@@ -197,7 +131,7 @@
       <w:tr>
         <w:tc>
           <w:tcPr>
-            <w:tcW w:type="dxa" w:w="2340"/>
+            <w:tcW w:type="dxa" w:w="4680"/>
           </w:tcPr>
           <w:p>
             <w:pPr>
@@ -211,35 +145,7 @@
         </w:tc>
         <w:tc>
           <w:tcPr>
-            <w:tcW w:type="dxa" w:w="2340"/>
-          </w:tcPr>
-          <w:p>
-            <w:pPr>
-              <w:pStyle w:val="Compact"/>
-              <w:jc w:val="left"/>
-            </w:pPr>
-            <w:r>
-              <w:t xml:space="preserve">su</w:t>
-            </w:r>
-          </w:p>
-        </w:tc>
-        <w:tc>
-          <w:tcPr>
-            <w:tcW w:type="dxa" w:w="2340"/>
-          </w:tcPr>
-          <w:p>
-            <w:pPr>
-              <w:pStyle w:val="Compact"/>
-              <w:jc w:val="left"/>
-            </w:pPr>
-            <w:r>
-              <w:t xml:space="preserve">água</w:t>
-            </w:r>
-          </w:p>
-        </w:tc>
-        <w:tc>
-          <w:tcPr>
-            <w:tcW w:type="dxa" w:w="2340"/>
+            <w:tcW w:type="dxa" w:w="4680"/>
           </w:tcPr>
           <w:p>
             <w:pPr>
@@ -255,7 +161,7 @@
       <w:tr>
         <w:tc>
           <w:tcPr>
-            <w:tcW w:type="dxa" w:w="2340"/>
+            <w:tcW w:type="dxa" w:w="4680"/>
           </w:tcPr>
           <w:p>
             <w:pPr>
@@ -269,35 +175,7 @@
         </w:tc>
         <w:tc>
           <w:tcPr>
-            <w:tcW w:type="dxa" w:w="2340"/>
-          </w:tcPr>
-          <w:p>
-            <w:pPr>
-              <w:pStyle w:val="Compact"/>
-              <w:jc w:val="left"/>
-            </w:pPr>
-            <w:r>
-              <w:t xml:space="preserve">tasarruf etmek</w:t>
-            </w:r>
-          </w:p>
-        </w:tc>
-        <w:tc>
-          <w:tcPr>
-            <w:tcW w:type="dxa" w:w="2340"/>
-          </w:tcPr>
-          <w:p>
-            <w:pPr>
-              <w:pStyle w:val="Compact"/>
-              <w:jc w:val="left"/>
-            </w:pPr>
-            <w:r>
-              <w:t xml:space="preserve">economizar (conservar)</w:t>
-            </w:r>
-          </w:p>
-        </w:tc>
-        <w:tc>
-          <w:tcPr>
-            <w:tcW w:type="dxa" w:w="2340"/>
+            <w:tcW w:type="dxa" w:w="4680"/>
           </w:tcPr>
           <w:p>
             <w:pPr>
@@ -313,7 +191,7 @@
       <w:tr>
         <w:tc>
           <w:tcPr>
-            <w:tcW w:type="dxa" w:w="2340"/>
+            <w:tcW w:type="dxa" w:w="4680"/>
           </w:tcPr>
           <w:p>
             <w:pPr>
@@ -327,35 +205,7 @@
         </w:tc>
         <w:tc>
           <w:tcPr>
-            <w:tcW w:type="dxa" w:w="2340"/>
-          </w:tcPr>
-          <w:p>
-            <w:pPr>
-              <w:pStyle w:val="Compact"/>
-              <w:jc w:val="left"/>
-            </w:pPr>
-            <w:r>
-              <w:t xml:space="preserve">maliyet</w:t>
-            </w:r>
-          </w:p>
-        </w:tc>
-        <w:tc>
-          <w:tcPr>
-            <w:tcW w:type="dxa" w:w="2340"/>
-          </w:tcPr>
-          <w:p>
-            <w:pPr>
-              <w:pStyle w:val="Compact"/>
-              <w:jc w:val="left"/>
-            </w:pPr>
-            <w:r>
-              <w:t xml:space="preserve">custo</w:t>
-            </w:r>
-          </w:p>
-        </w:tc>
-        <w:tc>
-          <w:tcPr>
-            <w:tcW w:type="dxa" w:w="2340"/>
+            <w:tcW w:type="dxa" w:w="4680"/>
           </w:tcPr>
           <w:p>
             <w:pPr>
@@ -371,7 +221,7 @@
       <w:tr>
         <w:tc>
           <w:tcPr>
-            <w:tcW w:type="dxa" w:w="2340"/>
+            <w:tcW w:type="dxa" w:w="4680"/>
           </w:tcPr>
           <w:p>
             <w:pPr>
@@ -385,35 +235,7 @@
         </w:tc>
         <w:tc>
           <w:tcPr>
-            <w:tcW w:type="dxa" w:w="2340"/>
-          </w:tcPr>
-          <w:p>
-            <w:pPr>
-              <w:pStyle w:val="Compact"/>
-              <w:jc w:val="left"/>
-            </w:pPr>
-            <w:r>
-              <w:t xml:space="preserve">fatura</w:t>
-            </w:r>
-          </w:p>
-        </w:tc>
-        <w:tc>
-          <w:tcPr>
-            <w:tcW w:type="dxa" w:w="2340"/>
-          </w:tcPr>
-          <w:p>
-            <w:pPr>
-              <w:pStyle w:val="Compact"/>
-              <w:jc w:val="left"/>
-            </w:pPr>
-            <w:r>
-              <w:t xml:space="preserve">conta</w:t>
-            </w:r>
-          </w:p>
-        </w:tc>
-        <w:tc>
-          <w:tcPr>
-            <w:tcW w:type="dxa" w:w="2340"/>
+            <w:tcW w:type="dxa" w:w="4680"/>
           </w:tcPr>
           <w:p>
             <w:pPr>
@@ -429,7 +251,7 @@
       <w:tr>
         <w:tc>
           <w:tcPr>
-            <w:tcW w:type="dxa" w:w="2340"/>
+            <w:tcW w:type="dxa" w:w="4680"/>
           </w:tcPr>
           <w:p>
             <w:pPr>
@@ -443,35 +265,7 @@
         </w:tc>
         <w:tc>
           <w:tcPr>
-            <w:tcW w:type="dxa" w:w="2340"/>
-          </w:tcPr>
-          <w:p>
-            <w:pPr>
-              <w:pStyle w:val="Compact"/>
-              <w:jc w:val="left"/>
-            </w:pPr>
-            <w:r>
-              <w:t xml:space="preserve">ampul</w:t>
-            </w:r>
-          </w:p>
-        </w:tc>
-        <w:tc>
-          <w:tcPr>
-            <w:tcW w:type="dxa" w:w="2340"/>
-          </w:tcPr>
-          <w:p>
-            <w:pPr>
-              <w:pStyle w:val="Compact"/>
-              <w:jc w:val="left"/>
-            </w:pPr>
-            <w:r>
-              <w:t xml:space="preserve">lâmpada</w:t>
-            </w:r>
-          </w:p>
-        </w:tc>
-        <w:tc>
-          <w:tcPr>
-            <w:tcW w:type="dxa" w:w="2340"/>
+            <w:tcW w:type="dxa" w:w="4680"/>
           </w:tcPr>
           <w:p>
             <w:pPr>
@@ -487,7 +281,7 @@
       <w:tr>
         <w:tc>
           <w:tcPr>
-            <w:tcW w:type="dxa" w:w="2340"/>
+            <w:tcW w:type="dxa" w:w="4680"/>
           </w:tcPr>
           <w:p>
             <w:pPr>
@@ -501,21 +295,7 @@
         </w:tc>
         <w:tc>
           <w:tcPr>
-            <w:tcW w:type="dxa" w:w="2340"/>
-          </w:tcPr>
-          <w:p>
-            <w:pPr>
-              <w:pStyle w:val="Compact"/>
-              <w:jc w:val="left"/>
-            </w:pPr>
-            <w:r>
-              <w:t xml:space="preserve">termostat</w:t>
-            </w:r>
-          </w:p>
-        </w:tc>
-        <w:tc>
-          <w:tcPr>
-            <w:tcW w:type="dxa" w:w="2340"/>
+            <w:tcW w:type="dxa" w:w="4680"/>
           </w:tcPr>
           <w:p>
             <w:pPr>
@@ -527,25 +307,11 @@
             </w:r>
           </w:p>
         </w:tc>
-        <w:tc>
-          <w:tcPr>
-            <w:tcW w:type="dxa" w:w="2340"/>
-          </w:tcPr>
-          <w:p>
-            <w:pPr>
-              <w:pStyle w:val="Compact"/>
-              <w:jc w:val="left"/>
-            </w:pPr>
-            <w:r>
-              <w:t xml:space="preserve">termostato</w:t>
-            </w:r>
-          </w:p>
-        </w:tc>
-      </w:tr>
-      <w:tr>
-        <w:tc>
-          <w:tcPr>
-            <w:tcW w:type="dxa" w:w="2340"/>
+      </w:tr>
+      <w:tr>
+        <w:tc>
+          <w:tcPr>
+            <w:tcW w:type="dxa" w:w="4680"/>
           </w:tcPr>
           <w:p>
             <w:pPr>
@@ -559,35 +325,7 @@
         </w:tc>
         <w:tc>
           <w:tcPr>
-            <w:tcW w:type="dxa" w:w="2340"/>
-          </w:tcPr>
-          <w:p>
-            <w:pPr>
-              <w:pStyle w:val="Compact"/>
-              <w:jc w:val="left"/>
-            </w:pPr>
-            <w:r>
-              <w:t xml:space="preserve">sızıntı</w:t>
-            </w:r>
-          </w:p>
-        </w:tc>
-        <w:tc>
-          <w:tcPr>
-            <w:tcW w:type="dxa" w:w="2340"/>
-          </w:tcPr>
-          <w:p>
-            <w:pPr>
-              <w:pStyle w:val="Compact"/>
-              <w:jc w:val="left"/>
-            </w:pPr>
-            <w:r>
-              <w:t xml:space="preserve">vazamento</w:t>
-            </w:r>
-          </w:p>
-        </w:tc>
-        <w:tc>
-          <w:tcPr>
-            <w:tcW w:type="dxa" w:w="2340"/>
+            <w:tcW w:type="dxa" w:w="4680"/>
           </w:tcPr>
           <w:p>
             <w:pPr>
@@ -3354,18 +3092,39 @@
       </w:r>
     </w:p>
     <w:p>
-      <w:r>
-        <w:br w:type="page"/>
+      <w:pPr>
+        <w:numPr>
+          <w:ilvl w:val="0"/>
+          <w:numId w:val="1001"/>
+        </w:numPr>
+        <w:pStyle w:val="Compact"/>
+      </w:pPr>
+      <w:r>
+        <w:t xml:space="preserve">_______________________________________________________________</w:t>
       </w:r>
     </w:p>
     <w:p>
-      <w:r>
-        <w:br w:type="page"/>
+      <w:pPr>
+        <w:numPr>
+          <w:ilvl w:val="0"/>
+          <w:numId w:val="1001"/>
+        </w:numPr>
+        <w:pStyle w:val="Compact"/>
+      </w:pPr>
+      <w:r>
+        <w:t xml:space="preserve">_______________________________________________________________</w:t>
       </w:r>
     </w:p>
     <w:p>
-      <w:r>
-        <w:br w:type="page"/>
+      <w:pPr>
+        <w:numPr>
+          <w:ilvl w:val="0"/>
+          <w:numId w:val="1001"/>
+        </w:numPr>
+        <w:pStyle w:val="Compact"/>
+      </w:pPr>
+      <w:r>
+        <w:t xml:space="preserve">_______________________________________________________________</w:t>
       </w:r>
     </w:p>
     <w:p>

--- a/downloads/handouts/Unit 04/Handout 04.04 - Home Energy Audit Checklist and Sample Bill.docx
+++ b/downloads/handouts/Unit 04/Handout 04.04 - Home Energy Audit Checklist and Sample Bill.docx
@@ -34,7 +34,7 @@
         <w:t xml:space="preserve"> </w:t>
       </w:r>
       <w:r>
-        <w:t xml:space="preserve">Day 1: fill in Part 1 during the slides, do Part 2 with a partner and a calculator. Day 2: use the checklist in Part 3 on your zone of the classroom and again on the apartment in Part 4, rank the fixes, then read the bill in Part 5.</w:t>
+        <w:t xml:space="preserve">Day 1: fill in Part 1 during the slides. Then do Part 2 with a partner and a calculator. Day 2: use the checklist in Part 3 on your zone of the classroom. Use it again on the apartment in Part 4. Rank the fixes. Then read the bill in Part 5.</w:t>
       </w:r>
     </w:p>
     <w:p>
@@ -2484,7 +2484,7 @@
         <w:pStyle w:val="FirstParagraph"/>
       </w:pPr>
       <w:r>
-        <w:t xml:space="preserve">Twelve fixes with a cost and an estimated saving per year. Cross out the two that cost more than $50. Rank the other ten by savings, highest first. For the five that cost money, compute payback: cost divided by savings = years.</w:t>
+        <w:t xml:space="preserve">Here are twelve fixes. Each one has a cost and a guess at how much it saves per year. Cross out the two that cost more than $50. Rank the other ten by savings, highest first. Five of those ten cost money. For each of those five, find the payback: cost divided by savings = years.</w:t>
       </w:r>
     </w:p>
     <w:tbl>
@@ -3129,10 +3129,24 @@
     </w:p>
     <w:p>
       <w:pPr>
-        <w:pStyle w:val="FirstParagraph"/>
-      </w:pPr>
-      <w:r>
-        <w:t xml:space="preserve">Which fixes should the landlord pay for, and which the family? Why? _____________________________________</w:t>
+        <w:numPr>
+          <w:ilvl w:val="0"/>
+          <w:numId w:val="1002"/>
+        </w:numPr>
+      </w:pPr>
+      <w:r>
+        <w:t xml:space="preserve">Which fixes should the landlord pay for? _____________________________________</w:t>
+      </w:r>
+    </w:p>
+    <w:p>
+      <w:pPr>
+        <w:numPr>
+          <w:ilvl w:val="0"/>
+          <w:numId w:val="1002"/>
+        </w:numPr>
+      </w:pPr>
+      <w:r>
+        <w:t xml:space="preserve">Which fixes should the family pay for? Why? _____________________________________</w:t>
       </w:r>
     </w:p>
     <w:p>
@@ -3368,7 +3382,7 @@
       <w:pPr>
         <w:numPr>
           <w:ilvl w:val="0"/>
-          <w:numId w:val="1002"/>
+          <w:numId w:val="1003"/>
         </w:numPr>
         <w:pStyle w:val="Compact"/>
       </w:pPr>
@@ -3380,7 +3394,7 @@
       <w:pPr>
         <w:numPr>
           <w:ilvl w:val="0"/>
-          <w:numId w:val="1002"/>
+          <w:numId w:val="1003"/>
         </w:numPr>
         <w:pStyle w:val="Compact"/>
       </w:pPr>
@@ -3392,7 +3406,7 @@
       <w:pPr>
         <w:numPr>
           <w:ilvl w:val="0"/>
-          <w:numId w:val="1002"/>
+          <w:numId w:val="1003"/>
         </w:numPr>
         <w:pStyle w:val="Compact"/>
       </w:pPr>
@@ -3404,7 +3418,7 @@
       <w:pPr>
         <w:numPr>
           <w:ilvl w:val="0"/>
-          <w:numId w:val="1002"/>
+          <w:numId w:val="1003"/>
         </w:numPr>
         <w:pStyle w:val="Compact"/>
       </w:pPr>
@@ -3706,6 +3720,118 @@
       </w:pPr>
     </w:lvl>
   </w:abstractNum>
+  <w:abstractNum w:abstractNumId="99731">
+    <w:nsid w:val="71315dca"/>
+    <w:multiLevelType w:val="multilevel"/>
+    <w:lvl w:ilvl="0">
+      <w:start w:val="1"/>
+      <w:numFmt w:val="lowerLetter"/>
+      <w:lvlText w:val="(%1)"/>
+      <w:lvlJc w:val="left"/>
+      <w:pPr>
+        <w:tabs>
+          <w:tab w:val="num" w:pos="0"/>
+        </w:tabs>
+        <w:ind w:left="480" w:hanging="480"/>
+      </w:pPr>
+    </w:lvl>
+    <w:lvl w:ilvl="1">
+      <w:start w:val="1"/>
+      <w:numFmt w:val="lowerLetter"/>
+      <w:lvlText w:val="(%2)"/>
+      <w:lvlJc w:val="left"/>
+      <w:pPr>
+        <w:tabs>
+          <w:tab w:val="num" w:pos="720"/>
+        </w:tabs>
+        <w:ind w:left="1200" w:hanging="480"/>
+      </w:pPr>
+    </w:lvl>
+    <w:lvl w:ilvl="2">
+      <w:start w:val="1"/>
+      <w:numFmt w:val="lowerLetter"/>
+      <w:lvlText w:val="(%3)"/>
+      <w:lvlJc w:val="left"/>
+      <w:pPr>
+        <w:tabs>
+          <w:tab w:val="num" w:pos="1440"/>
+        </w:tabs>
+        <w:ind w:left="1920" w:hanging="480"/>
+      </w:pPr>
+    </w:lvl>
+    <w:lvl w:ilvl="3">
+      <w:start w:val="1"/>
+      <w:numFmt w:val="lowerLetter"/>
+      <w:lvlText w:val="(%4)"/>
+      <w:lvlJc w:val="left"/>
+      <w:pPr>
+        <w:tabs>
+          <w:tab w:val="num" w:pos="2160"/>
+        </w:tabs>
+        <w:ind w:left="2640" w:hanging="480"/>
+      </w:pPr>
+    </w:lvl>
+    <w:lvl w:ilvl="4">
+      <w:start w:val="1"/>
+      <w:numFmt w:val="lowerLetter"/>
+      <w:lvlText w:val="(%5)"/>
+      <w:lvlJc w:val="left"/>
+      <w:pPr>
+        <w:tabs>
+          <w:tab w:val="num" w:pos="2880"/>
+        </w:tabs>
+        <w:ind w:left="3360" w:hanging="480"/>
+      </w:pPr>
+    </w:lvl>
+    <w:lvl w:ilvl="5">
+      <w:start w:val="1"/>
+      <w:numFmt w:val="lowerLetter"/>
+      <w:lvlText w:val="(%6)"/>
+      <w:lvlJc w:val="left"/>
+      <w:pPr>
+        <w:tabs>
+          <w:tab w:val="num" w:pos="3600"/>
+        </w:tabs>
+        <w:ind w:left="4080" w:hanging="480"/>
+      </w:pPr>
+    </w:lvl>
+    <w:lvl w:ilvl="6">
+      <w:start w:val="1"/>
+      <w:numFmt w:val="lowerLetter"/>
+      <w:lvlText w:val="(%7)"/>
+      <w:lvlJc w:val="left"/>
+      <w:pPr>
+        <w:tabs>
+          <w:tab w:val="num" w:pos="4320"/>
+        </w:tabs>
+        <w:ind w:left="4800" w:hanging="480"/>
+      </w:pPr>
+    </w:lvl>
+    <w:lvl w:ilvl="7">
+      <w:start w:val="1"/>
+      <w:numFmt w:val="lowerLetter"/>
+      <w:lvlText w:val="(%8)"/>
+      <w:lvlJc w:val="left"/>
+      <w:pPr>
+        <w:tabs>
+          <w:tab w:val="num" w:pos="5040"/>
+        </w:tabs>
+        <w:ind w:left="5520" w:hanging="480"/>
+      </w:pPr>
+    </w:lvl>
+    <w:lvl w:ilvl="8">
+      <w:start w:val="1"/>
+      <w:numFmt w:val="lowerLetter"/>
+      <w:lvlText w:val="(%9)"/>
+      <w:lvlJc w:val="left"/>
+      <w:pPr>
+        <w:tabs>
+          <w:tab w:val="num" w:pos="5760"/>
+        </w:tabs>
+        <w:ind w:left="6240" w:hanging="480"/>
+      </w:pPr>
+    </w:lvl>
+  </w:abstractNum>
   <w:num w:numId="1000">
     <w:abstractNumId w:val="990"/>
   </w:num>
@@ -3740,6 +3866,36 @@
     </w:lvlOverride>
   </w:num>
   <w:num w:numId="1002">
+    <w:abstractNumId w:val="99731"/>
+    <w:lvlOverride w:ilvl="0">
+      <w:startOverride w:val="1"/>
+    </w:lvlOverride>
+    <w:lvlOverride w:ilvl="1">
+      <w:startOverride w:val="1"/>
+    </w:lvlOverride>
+    <w:lvlOverride w:ilvl="2">
+      <w:startOverride w:val="1"/>
+    </w:lvlOverride>
+    <w:lvlOverride w:ilvl="3">
+      <w:startOverride w:val="1"/>
+    </w:lvlOverride>
+    <w:lvlOverride w:ilvl="4">
+      <w:startOverride w:val="1"/>
+    </w:lvlOverride>
+    <w:lvlOverride w:ilvl="5">
+      <w:startOverride w:val="1"/>
+    </w:lvlOverride>
+    <w:lvlOverride w:ilvl="6">
+      <w:startOverride w:val="1"/>
+    </w:lvlOverride>
+    <w:lvlOverride w:ilvl="7">
+      <w:startOverride w:val="1"/>
+    </w:lvlOverride>
+    <w:lvlOverride w:ilvl="8">
+      <w:startOverride w:val="1"/>
+    </w:lvlOverride>
+  </w:num>
+  <w:num w:numId="1003">
     <w:abstractNumId w:val="99411"/>
     <w:lvlOverride w:ilvl="0">
       <w:startOverride w:val="1"/>
